--- a/Coding 2 - year/Unit 2 - Object-Oriented Programming/Daily Lesson Plans/Word/Day 10.docx
+++ b/Coding 2 - year/Unit 2 - Object-Oriented Programming/Daily Lesson Plans/Word/Day 10.docx
@@ -50,12 +50,15 @@
               </w:rPr>
               <w:t xml:space="preserve">Coding II — Full Year</w:t>
             </w:r>
-          </w:p>
-          <w:p>
-            <w:pPr>
-              <w:spacing w:before="40"/>
-              <w:jc w:val="center"/>
-            </w:pPr>
+            <w:r>
+              <w:rPr>
+                <w:rFonts w:ascii="Arial" w:cs="Arial" w:eastAsia="Arial" w:hAnsi="Arial"/>
+                <w:sz w:val="16"/>
+                <w:szCs w:val="16"/>
+              </w:rPr>
+              <w:br/>
+              <w:t xml:space="preserve"/>
+            </w:r>
             <w:r>
               <w:rPr>
                 <w:rFonts w:ascii="Arial" w:cs="Arial" w:eastAsia="Arial" w:hAnsi="Arial"/>
@@ -83,7 +86,7 @@
           <w:rFonts w:ascii="Arial" w:cs="Arial" w:eastAsia="Arial" w:hAnsi="Arial"/>
           <w:b/>
           <w:bCs/>
-          <w:color w:val="0D3B1F"/>
+          <w:color w:val="1B7A4A"/>
           <w:sz w:val="32"/>
           <w:szCs w:val="32"/>
         </w:rPr>
@@ -261,9 +264,9 @@
               <w:right w:val="single" w:color="CCCCCC" w:sz="1"/>
             </w:tcBorders>
             <w:tcMar>
-              <w:top w:type="dxa" w:w="60"/>
+              <w:top w:type="dxa" w:w="80"/>
               <w:left w:type="dxa" w:w="120"/>
-              <w:bottom w:type="dxa" w:w="60"/>
+              <w:bottom w:type="dxa" w:w="80"/>
               <w:right w:type="dxa" w:w="120"/>
             </w:tcMar>
           </w:tcPr>
@@ -290,20 +293,213 @@
               <w:right w:val="single" w:color="CCCCCC" w:sz="1"/>
             </w:tcBorders>
             <w:tcMar>
-              <w:top w:type="dxa" w:w="60"/>
+              <w:top w:type="dxa" w:w="80"/>
               <w:left w:type="dxa" w:w="120"/>
-              <w:bottom w:type="dxa" w:w="60"/>
+              <w:bottom w:type="dxa" w:w="80"/>
               <w:right w:type="dxa" w:w="120"/>
             </w:tcMar>
           </w:tcPr>
           <w:p>
-            <w:r>
-              <w:rPr>
-                <w:rFonts w:ascii="Arial" w:cs="Arial" w:eastAsia="Arial" w:hAnsi="Arial"/>
-                <w:sz w:val="20"/>
-                <w:szCs w:val="20"/>
+            <w:pPr>
+              <w:spacing w:after="80" w:before="80"/>
+            </w:pPr>
+            <w:r>
+              <w:rPr>
+                <w:rFonts w:ascii="Arial" w:cs="Arial" w:eastAsia="Arial" w:hAnsi="Arial"/>
+                <w:b/>
+                <w:bCs/>
+                <w:i w:val="false"/>
+                <w:iCs w:val="false"/>
+                <w:color w:val="000000"/>
+                <w:sz w:val="22"/>
+                <w:szCs w:val="22"/>
               </w:rPr>
               <w:t xml:space="preserve">Bell Ringer / Review</w:t>
+            </w:r>
+            <w:r>
+              <w:rPr>
+                <w:rFonts w:ascii="Arial" w:cs="Arial" w:eastAsia="Arial" w:hAnsi="Arial"/>
+                <w:sz w:val="20"/>
+                <w:szCs w:val="20"/>
+              </w:rPr>
+              <w:br/>
+              <w:t xml:space="preserve"/>
+            </w:r>
+            <w:r>
+              <w:rPr>
+                <w:rFonts w:ascii="Arial" w:cs="Arial" w:eastAsia="Arial" w:hAnsi="Arial"/>
+                <w:sz w:val="20"/>
+                <w:szCs w:val="20"/>
+              </w:rPr>
+              <w:br/>
+              <w:t xml:space="preserve"/>
+            </w:r>
+            <w:r>
+              <w:rPr>
+                <w:rFonts w:ascii="Arial" w:cs="Arial" w:eastAsia="Arial" w:hAnsi="Arial"/>
+                <w:b/>
+                <w:bCs/>
+                <w:i w:val="false"/>
+                <w:iCs w:val="false"/>
+                <w:color w:val="000000"/>
+                <w:sz w:val="20"/>
+                <w:szCs w:val="20"/>
+              </w:rPr>
+              <w:t xml:space="preserve">Quick Write </w:t>
+            </w:r>
+            <w:r>
+              <w:rPr>
+                <w:rFonts w:ascii="Arial" w:cs="Arial" w:eastAsia="Arial" w:hAnsi="Arial"/>
+                <w:b w:val="false"/>
+                <w:bCs w:val="false"/>
+                <w:i w:val="false"/>
+                <w:iCs w:val="false"/>
+                <w:color w:val="000000"/>
+                <w:sz w:val="20"/>
+                <w:szCs w:val="20"/>
+              </w:rPr>
+              <w:t xml:space="preserve">(3 min — written or verbal):</w:t>
+            </w:r>
+            <w:r>
+              <w:rPr>
+                <w:rFonts w:ascii="Arial" w:cs="Arial" w:eastAsia="Arial" w:hAnsi="Arial"/>
+                <w:sz w:val="20"/>
+                <w:szCs w:val="20"/>
+              </w:rPr>
+              <w:br/>
+              <w:t xml:space="preserve"/>
+            </w:r>
+            <w:r>
+              <w:rPr>
+                <w:rFonts w:ascii="Arial" w:cs="Arial" w:eastAsia="Arial" w:hAnsi="Arial"/>
+                <w:b w:val="false"/>
+                <w:bCs w:val="false"/>
+                <w:i w:val="false"/>
+                <w:iCs w:val="false"/>
+                <w:color w:val="000000"/>
+                <w:sz w:val="20"/>
+                <w:szCs w:val="20"/>
+              </w:rPr>
+              <w:t xml:space="preserve">    What do you already know about how to create parent and child classes and use inheritance to share code between related classes?</w:t>
+            </w:r>
+            <w:r>
+              <w:rPr>
+                <w:rFonts w:ascii="Arial" w:cs="Arial" w:eastAsia="Arial" w:hAnsi="Arial"/>
+                <w:sz w:val="20"/>
+                <w:szCs w:val="20"/>
+              </w:rPr>
+              <w:br/>
+              <w:t xml:space="preserve"/>
+            </w:r>
+            <w:r>
+              <w:rPr>
+                <w:rFonts w:ascii="Arial" w:cs="Arial" w:eastAsia="Arial" w:hAnsi="Arial"/>
+                <w:sz w:val="20"/>
+                <w:szCs w:val="20"/>
+              </w:rPr>
+              <w:br/>
+              <w:t xml:space="preserve"/>
+            </w:r>
+            <w:r>
+              <w:rPr>
+                <w:rFonts w:ascii="Arial" w:cs="Arial" w:eastAsia="Arial" w:hAnsi="Arial"/>
+                <w:b/>
+                <w:bCs/>
+                <w:i w:val="false"/>
+                <w:iCs w:val="false"/>
+                <w:color w:val="000000"/>
+                <w:sz w:val="20"/>
+                <w:szCs w:val="20"/>
+              </w:rPr>
+              <w:t xml:space="preserve">Vocabulary Preview — </w:t>
+            </w:r>
+            <w:r>
+              <w:rPr>
+                <w:rFonts w:ascii="Arial" w:cs="Arial" w:eastAsia="Arial" w:hAnsi="Arial"/>
+                <w:b w:val="false"/>
+                <w:bCs w:val="false"/>
+                <w:i w:val="false"/>
+                <w:iCs w:val="false"/>
+                <w:color w:val="000000"/>
+                <w:sz w:val="20"/>
+                <w:szCs w:val="20"/>
+              </w:rPr>
+              <w:t xml:space="preserve">terms we'll use today:</w:t>
+            </w:r>
+            <w:r>
+              <w:rPr>
+                <w:rFonts w:ascii="Arial" w:cs="Arial" w:eastAsia="Arial" w:hAnsi="Arial"/>
+                <w:sz w:val="20"/>
+                <w:szCs w:val="20"/>
+              </w:rPr>
+              <w:br/>
+              <w:t xml:space="preserve"/>
+            </w:r>
+            <w:r>
+              <w:rPr>
+                <w:rFonts w:ascii="Arial" w:cs="Arial" w:eastAsia="Arial" w:hAnsi="Arial"/>
+                <w:b w:val="false"/>
+                <w:bCs w:val="false"/>
+                <w:i w:val="false"/>
+                <w:iCs w:val="false"/>
+                <w:color w:val="000000"/>
+                <w:sz w:val="20"/>
+                <w:szCs w:val="20"/>
+              </w:rPr>
+              <w:t xml:space="preserve">    • Inheritance   •   Parent Class (Base Class)   •   Child Class (Derived Class)   •   Class Hierarchy   •   Code Reuse</w:t>
+            </w:r>
+            <w:r>
+              <w:rPr>
+                <w:rFonts w:ascii="Arial" w:cs="Arial" w:eastAsia="Arial" w:hAnsi="Arial"/>
+                <w:sz w:val="20"/>
+                <w:szCs w:val="20"/>
+              </w:rPr>
+              <w:br/>
+              <w:t xml:space="preserve"/>
+            </w:r>
+            <w:r>
+              <w:rPr>
+                <w:rFonts w:ascii="Arial" w:cs="Arial" w:eastAsia="Arial" w:hAnsi="Arial"/>
+                <w:sz w:val="20"/>
+                <w:szCs w:val="20"/>
+              </w:rPr>
+              <w:br/>
+              <w:t xml:space="preserve"/>
+            </w:r>
+            <w:r>
+              <w:rPr>
+                <w:rFonts w:ascii="Arial" w:cs="Arial" w:eastAsia="Arial" w:hAnsi="Arial"/>
+                <w:b w:val="false"/>
+                <w:bCs w:val="false"/>
+                <w:i/>
+                <w:iCs/>
+                <w:color w:val="444444"/>
+                <w:sz w:val="20"/>
+                <w:szCs w:val="20"/>
+              </w:rPr>
+              <w:t xml:space="preserve">Today's Goal: By the end of class you will be able to create parent and child classes and use inheritance to share code between related classes.</w:t>
+            </w:r>
+            <w:r>
+              <w:rPr>
+                <w:rFonts w:ascii="Arial" w:cs="Arial" w:eastAsia="Arial" w:hAnsi="Arial"/>
+                <w:sz w:val="20"/>
+                <w:szCs w:val="20"/>
+              </w:rPr>
+              <w:br/>
+              <w:t xml:space="preserve"/>
+            </w:r>
+            <w:r>
+              <w:rPr>
+                <w:rFonts w:ascii="Arial" w:cs="Arial" w:eastAsia="Arial" w:hAnsi="Arial"/>
+                <w:b w:val="false"/>
+                <w:bCs w:val="false"/>
+                <w:i/>
+                <w:iCs/>
+                <w:color w:val="555555"/>
+                <w:sz w:val="20"/>
+                <w:szCs w:val="20"/>
+              </w:rPr>
+              <w:t xml:space="preserve">→ Pair-share your response, then 2–3 students share with the class.</w:t>
             </w:r>
           </w:p>
         </w:tc>
@@ -319,9 +515,9 @@
               <w:right w:val="single" w:color="CCCCCC" w:sz="1"/>
             </w:tcBorders>
             <w:tcMar>
-              <w:top w:type="dxa" w:w="60"/>
+              <w:top w:type="dxa" w:w="80"/>
               <w:left w:type="dxa" w:w="120"/>
-              <w:bottom w:type="dxa" w:w="60"/>
+              <w:bottom w:type="dxa" w:w="80"/>
               <w:right w:type="dxa" w:w="120"/>
             </w:tcMar>
           </w:tcPr>
@@ -348,20 +544,261 @@
               <w:right w:val="single" w:color="CCCCCC" w:sz="1"/>
             </w:tcBorders>
             <w:tcMar>
-              <w:top w:type="dxa" w:w="60"/>
+              <w:top w:type="dxa" w:w="80"/>
               <w:left w:type="dxa" w:w="120"/>
-              <w:bottom w:type="dxa" w:w="60"/>
+              <w:bottom w:type="dxa" w:w="80"/>
               <w:right w:type="dxa" w:w="120"/>
             </w:tcMar>
           </w:tcPr>
           <w:p>
-            <w:r>
-              <w:rPr>
-                <w:rFonts w:ascii="Arial" w:cs="Arial" w:eastAsia="Arial" w:hAnsi="Arial"/>
-                <w:sz w:val="20"/>
-                <w:szCs w:val="20"/>
-              </w:rPr>
-              <w:t xml:space="preserve">Mini Lesson: Inheritance — Parent &amp; Child Classes</w:t>
+            <w:pPr>
+              <w:spacing w:after="80" w:before="80"/>
+            </w:pPr>
+            <w:r>
+              <w:rPr>
+                <w:rFonts w:ascii="Arial" w:cs="Arial" w:eastAsia="Arial" w:hAnsi="Arial"/>
+                <w:b/>
+                <w:bCs/>
+                <w:i w:val="false"/>
+                <w:iCs w:val="false"/>
+                <w:color w:val="000000"/>
+                <w:sz w:val="22"/>
+                <w:szCs w:val="22"/>
+              </w:rPr>
+              <w:t xml:space="preserve">Mini Lesson: </w:t>
+            </w:r>
+            <w:r>
+              <w:rPr>
+                <w:rFonts w:ascii="Arial" w:cs="Arial" w:eastAsia="Arial" w:hAnsi="Arial"/>
+                <w:b w:val="false"/>
+                <w:bCs w:val="false"/>
+                <w:i w:val="false"/>
+                <w:iCs w:val="false"/>
+                <w:color w:val="000000"/>
+                <w:sz w:val="22"/>
+                <w:szCs w:val="22"/>
+              </w:rPr>
+              <w:t xml:space="preserve">Inheritance — Parent &amp; Child Classes</w:t>
+            </w:r>
+            <w:r>
+              <w:rPr>
+                <w:rFonts w:ascii="Arial" w:cs="Arial" w:eastAsia="Arial" w:hAnsi="Arial"/>
+                <w:sz w:val="20"/>
+                <w:szCs w:val="20"/>
+              </w:rPr>
+              <w:br/>
+              <w:t xml:space="preserve"/>
+            </w:r>
+            <w:r>
+              <w:rPr>
+                <w:rFonts w:ascii="Arial" w:cs="Arial" w:eastAsia="Arial" w:hAnsi="Arial"/>
+                <w:sz w:val="20"/>
+                <w:szCs w:val="20"/>
+              </w:rPr>
+              <w:br/>
+              <w:t xml:space="preserve"/>
+            </w:r>
+            <w:r>
+              <w:rPr>
+                <w:rFonts w:ascii="Arial" w:cs="Arial" w:eastAsia="Arial" w:hAnsi="Arial"/>
+                <w:b/>
+                <w:bCs/>
+                <w:i/>
+                <w:iCs/>
+                <w:color w:val="000000"/>
+                <w:sz w:val="20"/>
+                <w:szCs w:val="20"/>
+              </w:rPr>
+              <w:t xml:space="preserve">Learning Target: </w:t>
+            </w:r>
+            <w:r>
+              <w:rPr>
+                <w:rFonts w:ascii="Arial" w:cs="Arial" w:eastAsia="Arial" w:hAnsi="Arial"/>
+                <w:b w:val="false"/>
+                <w:bCs w:val="false"/>
+                <w:i/>
+                <w:iCs/>
+                <w:color w:val="333333"/>
+                <w:sz w:val="20"/>
+                <w:szCs w:val="20"/>
+              </w:rPr>
+              <w:t xml:space="preserve">I can create parent and child classes and use inheritance to share code between related classes.</w:t>
+            </w:r>
+            <w:r>
+              <w:rPr>
+                <w:rFonts w:ascii="Arial" w:cs="Arial" w:eastAsia="Arial" w:hAnsi="Arial"/>
+                <w:sz w:val="20"/>
+                <w:szCs w:val="20"/>
+              </w:rPr>
+              <w:br/>
+              <w:t xml:space="preserve"/>
+            </w:r>
+            <w:r>
+              <w:rPr>
+                <w:rFonts w:ascii="Arial" w:cs="Arial" w:eastAsia="Arial" w:hAnsi="Arial"/>
+                <w:sz w:val="20"/>
+                <w:szCs w:val="20"/>
+              </w:rPr>
+              <w:br/>
+              <w:t xml:space="preserve"/>
+            </w:r>
+            <w:r>
+              <w:rPr>
+                <w:rFonts w:ascii="Arial" w:cs="Arial" w:eastAsia="Arial" w:hAnsi="Arial"/>
+                <w:b w:val="false"/>
+                <w:bCs w:val="false"/>
+                <w:i w:val="false"/>
+                <w:iCs w:val="false"/>
+                <w:color w:val="000000"/>
+                <w:sz w:val="20"/>
+                <w:szCs w:val="20"/>
+              </w:rPr>
+              <w:t xml:space="preserve">Inheritance: A mechanism where a child class inherits attributes and methods from a parent class, allowing code reuse and hierarchical organization.</w:t>
+            </w:r>
+            <w:r>
+              <w:rPr>
+                <w:rFonts w:ascii="Arial" w:cs="Arial" w:eastAsia="Arial" w:hAnsi="Arial"/>
+                <w:sz w:val="20"/>
+                <w:szCs w:val="20"/>
+              </w:rPr>
+              <w:br/>
+              <w:t xml:space="preserve"/>
+            </w:r>
+            <w:r>
+              <w:rPr>
+                <w:rFonts w:ascii="Arial" w:cs="Arial" w:eastAsia="Arial" w:hAnsi="Arial"/>
+                <w:b w:val="false"/>
+                <w:bCs w:val="false"/>
+                <w:i w:val="false"/>
+                <w:iCs w:val="false"/>
+                <w:color w:val="000000"/>
+                <w:sz w:val="20"/>
+                <w:szCs w:val="20"/>
+              </w:rPr>
+              <w:t xml:space="preserve">Parent Class (Base Class): The class that is inherited from. It contains common attributes and methods shared by multiple child classes.</w:t>
+            </w:r>
+            <w:r>
+              <w:rPr>
+                <w:rFonts w:ascii="Arial" w:cs="Arial" w:eastAsia="Arial" w:hAnsi="Arial"/>
+                <w:sz w:val="20"/>
+                <w:szCs w:val="20"/>
+              </w:rPr>
+              <w:br/>
+              <w:t xml:space="preserve"/>
+            </w:r>
+            <w:r>
+              <w:rPr>
+                <w:rFonts w:ascii="Arial" w:cs="Arial" w:eastAsia="Arial" w:hAnsi="Arial"/>
+                <w:sz w:val="20"/>
+                <w:szCs w:val="20"/>
+              </w:rPr>
+              <w:br/>
+              <w:t xml:space="preserve"/>
+            </w:r>
+            <w:r>
+              <w:rPr>
+                <w:rFonts w:ascii="Arial" w:cs="Arial" w:eastAsia="Arial" w:hAnsi="Arial"/>
+                <w:b/>
+                <w:bCs/>
+                <w:i w:val="false"/>
+                <w:iCs w:val="false"/>
+                <w:color w:val="000000"/>
+                <w:sz w:val="20"/>
+                <w:szCs w:val="20"/>
+              </w:rPr>
+              <w:t xml:space="preserve">Vocabulary: </w:t>
+            </w:r>
+            <w:r>
+              <w:rPr>
+                <w:rFonts w:ascii="Arial" w:cs="Arial" w:eastAsia="Arial" w:hAnsi="Arial"/>
+                <w:b w:val="false"/>
+                <w:bCs w:val="false"/>
+                <w:i w:val="false"/>
+                <w:iCs w:val="false"/>
+                <w:color w:val="000000"/>
+                <w:sz w:val="20"/>
+                <w:szCs w:val="20"/>
+              </w:rPr>
+              <w:t xml:space="preserve">Inheritance, Parent Class (Base Class), Child Class (Derived Class), Class Hierarchy, Code Reuse</w:t>
+            </w:r>
+            <w:r>
+              <w:rPr>
+                <w:rFonts w:ascii="Arial" w:cs="Arial" w:eastAsia="Arial" w:hAnsi="Arial"/>
+                <w:sz w:val="20"/>
+                <w:szCs w:val="20"/>
+              </w:rPr>
+              <w:br/>
+              <w:t xml:space="preserve"/>
+            </w:r>
+            <w:r>
+              <w:rPr>
+                <w:rFonts w:ascii="Arial" w:cs="Arial" w:eastAsia="Arial" w:hAnsi="Arial"/>
+                <w:sz w:val="20"/>
+                <w:szCs w:val="20"/>
+              </w:rPr>
+              <w:br/>
+              <w:t xml:space="preserve"/>
+            </w:r>
+            <w:r>
+              <w:rPr>
+                <w:rFonts w:ascii="Arial" w:cs="Arial" w:eastAsia="Arial" w:hAnsi="Arial"/>
+                <w:b/>
+                <w:bCs/>
+                <w:i/>
+                <w:iCs/>
+                <w:color w:val="555555"/>
+                <w:sz w:val="20"/>
+                <w:szCs w:val="20"/>
+              </w:rPr>
+              <w:t xml:space="preserve">→ Live Demo — </w:t>
+            </w:r>
+            <w:r>
+              <w:rPr>
+                <w:rFonts w:ascii="Arial" w:cs="Arial" w:eastAsia="Arial" w:hAnsi="Arial"/>
+                <w:b w:val="false"/>
+                <w:bCs w:val="false"/>
+                <w:i/>
+                <w:iCs/>
+                <w:color w:val="555555"/>
+                <w:sz w:val="20"/>
+                <w:szCs w:val="20"/>
+              </w:rPr>
+              <w:t xml:space="preserve">type examples as students follow along in their own editor.</w:t>
+            </w:r>
+            <w:r>
+              <w:rPr>
+                <w:rFonts w:ascii="Arial" w:cs="Arial" w:eastAsia="Arial" w:hAnsi="Arial"/>
+                <w:sz w:val="20"/>
+                <w:szCs w:val="20"/>
+              </w:rPr>
+              <w:br/>
+              <w:t xml:space="preserve"/>
+            </w:r>
+            <w:r>
+              <w:rPr>
+                <w:rFonts w:ascii="Arial" w:cs="Arial" w:eastAsia="Arial" w:hAnsi="Arial"/>
+                <w:b/>
+                <w:bCs/>
+                <w:i/>
+                <w:iCs/>
+                <w:color w:val="555555"/>
+                <w:sz w:val="20"/>
+                <w:szCs w:val="20"/>
+              </w:rPr>
+              <w:t xml:space="preserve">→ Check for Understanding: </w:t>
+            </w:r>
+            <w:r>
+              <w:rPr>
+                <w:rFonts w:ascii="Arial" w:cs="Arial" w:eastAsia="Arial" w:hAnsi="Arial"/>
+                <w:b w:val="false"/>
+                <w:bCs w:val="false"/>
+                <w:i/>
+                <w:iCs/>
+                <w:color w:val="555555"/>
+                <w:sz w:val="20"/>
+                <w:szCs w:val="20"/>
+              </w:rPr>
+              <w:t xml:space="preserve">pause and cold-call: “Can someone explain what we just did in their own words?”</w:t>
             </w:r>
           </w:p>
         </w:tc>
@@ -377,9 +814,9 @@
               <w:right w:val="single" w:color="CCCCCC" w:sz="1"/>
             </w:tcBorders>
             <w:tcMar>
-              <w:top w:type="dxa" w:w="60"/>
+              <w:top w:type="dxa" w:w="80"/>
               <w:left w:type="dxa" w:w="120"/>
-              <w:bottom w:type="dxa" w:w="60"/>
+              <w:bottom w:type="dxa" w:w="80"/>
               <w:right w:type="dxa" w:w="120"/>
             </w:tcMar>
           </w:tcPr>
@@ -406,20 +843,90 @@
               <w:right w:val="single" w:color="CCCCCC" w:sz="1"/>
             </w:tcBorders>
             <w:tcMar>
-              <w:top w:type="dxa" w:w="60"/>
+              <w:top w:type="dxa" w:w="80"/>
               <w:left w:type="dxa" w:w="120"/>
-              <w:bottom w:type="dxa" w:w="60"/>
+              <w:bottom w:type="dxa" w:w="80"/>
               <w:right w:type="dxa" w:w="120"/>
             </w:tcMar>
           </w:tcPr>
           <w:p>
-            <w:r>
-              <w:rPr>
-                <w:rFonts w:ascii="Arial" w:cs="Arial" w:eastAsia="Arial" w:hAnsi="Arial"/>
-                <w:sz w:val="20"/>
-                <w:szCs w:val="20"/>
+            <w:pPr>
+              <w:spacing w:after="80" w:before="80"/>
+            </w:pPr>
+            <w:r>
+              <w:rPr>
+                <w:rFonts w:ascii="Arial" w:cs="Arial" w:eastAsia="Arial" w:hAnsi="Arial"/>
+                <w:b/>
+                <w:bCs/>
+                <w:i w:val="false"/>
+                <w:iCs w:val="false"/>
+                <w:color w:val="000000"/>
+                <w:sz w:val="22"/>
+                <w:szCs w:val="22"/>
               </w:rPr>
               <w:t xml:space="preserve">Guided Practice</w:t>
+            </w:r>
+            <w:r>
+              <w:rPr>
+                <w:rFonts w:ascii="Arial" w:cs="Arial" w:eastAsia="Arial" w:hAnsi="Arial"/>
+                <w:sz w:val="20"/>
+                <w:szCs w:val="20"/>
+              </w:rPr>
+              <w:br/>
+              <w:t xml:space="preserve"/>
+            </w:r>
+            <w:r>
+              <w:rPr>
+                <w:rFonts w:ascii="Arial" w:cs="Arial" w:eastAsia="Arial" w:hAnsi="Arial"/>
+                <w:sz w:val="20"/>
+                <w:szCs w:val="20"/>
+              </w:rPr>
+              <w:br/>
+              <w:t xml:space="preserve"/>
+            </w:r>
+            <w:r>
+              <w:rPr>
+                <w:rFonts w:ascii="Arial" w:cs="Arial" w:eastAsia="Arial" w:hAnsi="Arial"/>
+                <w:b w:val="false"/>
+                <w:bCs w:val="false"/>
+                <w:i w:val="false"/>
+                <w:iCs w:val="false"/>
+                <w:color w:val="000000"/>
+                <w:sz w:val="20"/>
+                <w:szCs w:val="20"/>
+              </w:rPr>
+              <w:t xml:space="preserve">Activity: Create a Student and Teacher Hierarchy</w:t>
+            </w:r>
+            <w:r>
+              <w:rPr>
+                <w:rFonts w:ascii="Arial" w:cs="Arial" w:eastAsia="Arial" w:hAnsi="Arial"/>
+                <w:sz w:val="20"/>
+                <w:szCs w:val="20"/>
+              </w:rPr>
+              <w:br/>
+              <w:t xml:space="preserve"/>
+            </w:r>
+            <w:r>
+              <w:rPr>
+                <w:rFonts w:ascii="Arial" w:cs="Arial" w:eastAsia="Arial" w:hAnsi="Arial"/>
+                <w:sz w:val="20"/>
+                <w:szCs w:val="20"/>
+              </w:rPr>
+              <w:br/>
+              <w:t xml:space="preserve"/>
+            </w:r>
+            <w:r>
+              <w:rPr>
+                <w:rFonts w:ascii="Arial" w:cs="Arial" w:eastAsia="Arial" w:hAnsi="Arial"/>
+                <w:b w:val="false"/>
+                <w:bCs w:val="false"/>
+                <w:i/>
+                <w:iCs/>
+                <w:color w:val="555555"/>
+                <w:sz w:val="20"/>
+                <w:szCs w:val="20"/>
+              </w:rPr>
+              <w:t xml:space="preserve">→ Teacher models — students try alongside, then compare results.</w:t>
             </w:r>
           </w:p>
         </w:tc>
@@ -435,9 +942,9 @@
               <w:right w:val="single" w:color="CCCCCC" w:sz="1"/>
             </w:tcBorders>
             <w:tcMar>
-              <w:top w:type="dxa" w:w="60"/>
+              <w:top w:type="dxa" w:w="80"/>
               <w:left w:type="dxa" w:w="120"/>
-              <w:bottom w:type="dxa" w:w="60"/>
+              <w:bottom w:type="dxa" w:w="80"/>
               <w:right w:type="dxa" w:w="120"/>
             </w:tcMar>
           </w:tcPr>
@@ -450,7 +957,7 @@
                 <w:sz w:val="20"/>
                 <w:szCs w:val="20"/>
               </w:rPr>
-              <w:t xml:space="preserve">15-20 min</w:t>
+              <w:t xml:space="preserve">15–20 min</w:t>
             </w:r>
           </w:p>
         </w:tc>
@@ -464,20 +971,164 @@
               <w:right w:val="single" w:color="CCCCCC" w:sz="1"/>
             </w:tcBorders>
             <w:tcMar>
-              <w:top w:type="dxa" w:w="60"/>
+              <w:top w:type="dxa" w:w="80"/>
               <w:left w:type="dxa" w:w="120"/>
-              <w:bottom w:type="dxa" w:w="60"/>
+              <w:bottom w:type="dxa" w:w="80"/>
               <w:right w:type="dxa" w:w="120"/>
             </w:tcMar>
           </w:tcPr>
           <w:p>
-            <w:r>
-              <w:rPr>
-                <w:rFonts w:ascii="Arial" w:cs="Arial" w:eastAsia="Arial" w:hAnsi="Arial"/>
-                <w:sz w:val="20"/>
-                <w:szCs w:val="20"/>
+            <w:pPr>
+              <w:spacing w:after="80" w:before="80"/>
+            </w:pPr>
+            <w:r>
+              <w:rPr>
+                <w:rFonts w:ascii="Arial" w:cs="Arial" w:eastAsia="Arial" w:hAnsi="Arial"/>
+                <w:b/>
+                <w:bCs/>
+                <w:i w:val="false"/>
+                <w:iCs w:val="false"/>
+                <w:color w:val="000000"/>
+                <w:sz w:val="22"/>
+                <w:szCs w:val="22"/>
               </w:rPr>
               <w:t xml:space="preserve">Independent Practice / Code Along</w:t>
+            </w:r>
+            <w:r>
+              <w:rPr>
+                <w:rFonts w:ascii="Arial" w:cs="Arial" w:eastAsia="Arial" w:hAnsi="Arial"/>
+                <w:sz w:val="20"/>
+                <w:szCs w:val="20"/>
+              </w:rPr>
+              <w:br/>
+              <w:t xml:space="preserve"/>
+            </w:r>
+            <w:r>
+              <w:rPr>
+                <w:rFonts w:ascii="Arial" w:cs="Arial" w:eastAsia="Arial" w:hAnsi="Arial"/>
+                <w:b/>
+                <w:bCs/>
+                <w:i w:val="false"/>
+                <w:iCs w:val="false"/>
+                <w:color w:val="000000"/>
+                <w:sz w:val="20"/>
+                <w:szCs w:val="20"/>
+              </w:rPr>
+              <w:t xml:space="preserve">    Beginner: </w:t>
+            </w:r>
+            <w:r>
+              <w:rPr>
+                <w:rFonts w:ascii="Arial" w:cs="Arial" w:eastAsia="Arial" w:hAnsi="Arial"/>
+                <w:b w:val="false"/>
+                <w:bCs w:val="false"/>
+                <w:i w:val="false"/>
+                <w:iCs w:val="false"/>
+                <w:color w:val="000000"/>
+                <w:sz w:val="20"/>
+                <w:szCs w:val="20"/>
+              </w:rPr>
+              <w:t xml:space="preserve">Create a Bird parent class with a fly() method. Create Parrot and Penguin child classes that override fly() — Parrot prints "I can fly!", Pe…</w:t>
+            </w:r>
+            <w:r>
+              <w:rPr>
+                <w:rFonts w:ascii="Arial" w:cs="Arial" w:eastAsia="Arial" w:hAnsi="Arial"/>
+                <w:sz w:val="20"/>
+                <w:szCs w:val="20"/>
+              </w:rPr>
+              <w:br/>
+              <w:t xml:space="preserve"/>
+            </w:r>
+            <w:r>
+              <w:rPr>
+                <w:rFonts w:ascii="Arial" w:cs="Arial" w:eastAsia="Arial" w:hAnsi="Arial"/>
+                <w:b/>
+                <w:bCs/>
+                <w:i w:val="false"/>
+                <w:iCs w:val="false"/>
+                <w:color w:val="000000"/>
+                <w:sz w:val="20"/>
+                <w:szCs w:val="20"/>
+              </w:rPr>
+              <w:t xml:space="preserve">    Intermediate: </w:t>
+            </w:r>
+            <w:r>
+              <w:rPr>
+                <w:rFonts w:ascii="Arial" w:cs="Arial" w:eastAsia="Arial" w:hAnsi="Arial"/>
+                <w:b w:val="false"/>
+                <w:bCs w:val="false"/>
+                <w:i w:val="false"/>
+                <w:iCs w:val="false"/>
+                <w:color w:val="000000"/>
+                <w:sz w:val="20"/>
+                <w:szCs w:val="20"/>
+              </w:rPr>
+              <w:t xml:space="preserve">Create a BankAccount parent with deposit() and withdraw(). Create SavingsAccount (limited withdrawals) and CheckingAccount (unlimited) child…</w:t>
+            </w:r>
+            <w:r>
+              <w:rPr>
+                <w:rFonts w:ascii="Arial" w:cs="Arial" w:eastAsia="Arial" w:hAnsi="Arial"/>
+                <w:sz w:val="20"/>
+                <w:szCs w:val="20"/>
+              </w:rPr>
+              <w:br/>
+              <w:t xml:space="preserve"/>
+            </w:r>
+            <w:r>
+              <w:rPr>
+                <w:rFonts w:ascii="Arial" w:cs="Arial" w:eastAsia="Arial" w:hAnsi="Arial"/>
+                <w:b/>
+                <w:bCs/>
+                <w:i w:val="false"/>
+                <w:iCs w:val="false"/>
+                <w:color w:val="000000"/>
+                <w:sz w:val="20"/>
+                <w:szCs w:val="20"/>
+              </w:rPr>
+              <w:t xml:space="preserve">    Challenge: </w:t>
+            </w:r>
+            <w:r>
+              <w:rPr>
+                <w:rFonts w:ascii="Arial" w:cs="Arial" w:eastAsia="Arial" w:hAnsi="Arial"/>
+                <w:b w:val="false"/>
+                <w:bCs w:val="false"/>
+                <w:i w:val="false"/>
+                <w:iCs w:val="false"/>
+                <w:color w:val="000000"/>
+                <w:sz w:val="20"/>
+                <w:szCs w:val="20"/>
+              </w:rPr>
+              <w:t xml:space="preserve">Create a Weapon parent class with damage() and cost() methods. Create Sword, Bow, and Staff child classes with different damage values and c…</w:t>
+            </w:r>
+            <w:r>
+              <w:rPr>
+                <w:rFonts w:ascii="Arial" w:cs="Arial" w:eastAsia="Arial" w:hAnsi="Arial"/>
+                <w:sz w:val="20"/>
+                <w:szCs w:val="20"/>
+              </w:rPr>
+              <w:br/>
+              <w:t xml:space="preserve"/>
+            </w:r>
+            <w:r>
+              <w:rPr>
+                <w:rFonts w:ascii="Arial" w:cs="Arial" w:eastAsia="Arial" w:hAnsi="Arial"/>
+                <w:sz w:val="20"/>
+                <w:szCs w:val="20"/>
+              </w:rPr>
+              <w:br/>
+              <w:t xml:space="preserve"/>
+            </w:r>
+            <w:r>
+              <w:rPr>
+                <w:rFonts w:ascii="Arial" w:cs="Arial" w:eastAsia="Arial" w:hAnsi="Arial"/>
+                <w:b w:val="false"/>
+                <w:bCs w:val="false"/>
+                <w:i/>
+                <w:iCs/>
+                <w:color w:val="555555"/>
+                <w:sz w:val="20"/>
+                <w:szCs w:val="20"/>
+              </w:rPr>
+              <w:t xml:space="preserve">→ Teacher circulates — offer hints, check for understanding.</w:t>
             </w:r>
           </w:p>
         </w:tc>
@@ -493,9 +1144,9 @@
               <w:right w:val="single" w:color="CCCCCC" w:sz="1"/>
             </w:tcBorders>
             <w:tcMar>
-              <w:top w:type="dxa" w:w="60"/>
+              <w:top w:type="dxa" w:w="80"/>
               <w:left w:type="dxa" w:w="120"/>
-              <w:bottom w:type="dxa" w:w="60"/>
+              <w:bottom w:type="dxa" w:w="80"/>
               <w:right w:type="dxa" w:w="120"/>
             </w:tcMar>
           </w:tcPr>
@@ -522,20 +1173,90 @@
               <w:right w:val="single" w:color="CCCCCC" w:sz="1"/>
             </w:tcBorders>
             <w:tcMar>
-              <w:top w:type="dxa" w:w="60"/>
+              <w:top w:type="dxa" w:w="80"/>
               <w:left w:type="dxa" w:w="120"/>
-              <w:bottom w:type="dxa" w:w="60"/>
+              <w:bottom w:type="dxa" w:w="80"/>
               <w:right w:type="dxa" w:w="120"/>
             </w:tcMar>
           </w:tcPr>
           <w:p>
-            <w:r>
-              <w:rPr>
-                <w:rFonts w:ascii="Arial" w:cs="Arial" w:eastAsia="Arial" w:hAnsi="Arial"/>
-                <w:sz w:val="20"/>
-                <w:szCs w:val="20"/>
+            <w:pPr>
+              <w:spacing w:after="80" w:before="80"/>
+            </w:pPr>
+            <w:r>
+              <w:rPr>
+                <w:rFonts w:ascii="Arial" w:cs="Arial" w:eastAsia="Arial" w:hAnsi="Arial"/>
+                <w:b/>
+                <w:bCs/>
+                <w:i w:val="false"/>
+                <w:iCs w:val="false"/>
+                <w:color w:val="000000"/>
+                <w:sz w:val="22"/>
+                <w:szCs w:val="22"/>
               </w:rPr>
               <w:t xml:space="preserve">Exit Ticket / Wrap-Up</w:t>
+            </w:r>
+            <w:r>
+              <w:rPr>
+                <w:rFonts w:ascii="Arial" w:cs="Arial" w:eastAsia="Arial" w:hAnsi="Arial"/>
+                <w:sz w:val="20"/>
+                <w:szCs w:val="20"/>
+              </w:rPr>
+              <w:br/>
+              <w:t xml:space="preserve"/>
+            </w:r>
+            <w:r>
+              <w:rPr>
+                <w:rFonts w:ascii="Arial" w:cs="Arial" w:eastAsia="Arial" w:hAnsi="Arial"/>
+                <w:sz w:val="20"/>
+                <w:szCs w:val="20"/>
+              </w:rPr>
+              <w:br/>
+              <w:t xml:space="preserve"/>
+            </w:r>
+            <w:r>
+              <w:rPr>
+                <w:rFonts w:ascii="Arial" w:cs="Arial" w:eastAsia="Arial" w:hAnsi="Arial"/>
+                <w:b w:val="false"/>
+                <w:bCs w:val="false"/>
+                <w:i w:val="false"/>
+                <w:iCs w:val="false"/>
+                <w:color w:val="000000"/>
+                <w:sz w:val="20"/>
+                <w:szCs w:val="20"/>
+              </w:rPr>
+              <w:t xml:space="preserve">Quick Check: Create parent and child classes and use inheritance to share code between related classes?</w:t>
+            </w:r>
+            <w:r>
+              <w:rPr>
+                <w:rFonts w:ascii="Arial" w:cs="Arial" w:eastAsia="Arial" w:hAnsi="Arial"/>
+                <w:sz w:val="20"/>
+                <w:szCs w:val="20"/>
+              </w:rPr>
+              <w:br/>
+              <w:t xml:space="preserve"/>
+            </w:r>
+            <w:r>
+              <w:rPr>
+                <w:rFonts w:ascii="Arial" w:cs="Arial" w:eastAsia="Arial" w:hAnsi="Arial"/>
+                <w:sz w:val="20"/>
+                <w:szCs w:val="20"/>
+              </w:rPr>
+              <w:br/>
+              <w:t xml:space="preserve"/>
+            </w:r>
+            <w:r>
+              <w:rPr>
+                <w:rFonts w:ascii="Arial" w:cs="Arial" w:eastAsia="Arial" w:hAnsi="Arial"/>
+                <w:b w:val="false"/>
+                <w:bCs w:val="false"/>
+                <w:i/>
+                <w:iCs/>
+                <w:color w:val="555555"/>
+                <w:sz w:val="20"/>
+                <w:szCs w:val="20"/>
+              </w:rPr>
+              <w:t xml:space="preserve">→ 3–2–1: Name 3 things learned, 2 new vocab words, 1 question you still have.</w:t>
             </w:r>
           </w:p>
         </w:tc>
@@ -697,19 +1418,6 @@
                 <w:sz w:val="18"/>
                 <w:szCs w:val="18"/>
               </w:rPr>
-              <w:t xml:space="preserve"># Parent class - general category</w:t>
-            </w:r>
-          </w:p>
-          <w:p>
-            <w:pPr>
-              <w:spacing w:after="20"/>
-            </w:pPr>
-            <w:r>
-              <w:rPr>
-                <w:rFonts w:ascii="Courier New" w:cs="Courier New" w:eastAsia="Courier New" w:hAnsi="Courier New"/>
-                <w:sz w:val="18"/>
-                <w:szCs w:val="18"/>
-              </w:rPr>
               <w:t xml:space="preserve">class Animal:</w:t>
             </w:r>
           </w:p>
@@ -853,7 +1561,7 @@
                 <w:sz w:val="18"/>
                 <w:szCs w:val="18"/>
               </w:rPr>
-              <w:t xml:space="preserve"># Child class - specific type of animal</w:t>
+              <w:t xml:space="preserve"> </w:t>
             </w:r>
           </w:p>
           <w:p>
@@ -970,7 +1678,7 @@
                 <w:sz w:val="18"/>
                 <w:szCs w:val="18"/>
               </w:rPr>
-              <w:t xml:space="preserve"># Child class - another specific type</w:t>
+              <w:t xml:space="preserve"> </w:t>
             </w:r>
           </w:p>
           <w:p>
@@ -1087,7 +1795,7 @@
                 <w:sz w:val="18"/>
                 <w:szCs w:val="18"/>
               </w:rPr>
-              <w:t xml:space="preserve"># Using inheritance</w:t>
+              <w:t xml:space="preserve"> </w:t>
             </w:r>
           </w:p>
           <w:p>
@@ -1204,7 +1912,7 @@
                 <w:sz w:val="18"/>
                 <w:szCs w:val="18"/>
               </w:rPr>
-              <w:t xml:space="preserve"># Vehicle hierarchy</w:t>
+              <w:t xml:space="preserve"> </w:t>
             </w:r>
           </w:p>
           <w:p>
@@ -1594,20 +2302,20 @@
                 <w:sz w:val="18"/>
                 <w:szCs w:val="18"/>
               </w:rPr>
-              <w:t xml:space="preserve"># 2022 Toyota Camry</w:t>
-            </w:r>
-          </w:p>
-          <w:p>
-            <w:pPr>
-              <w:spacing w:after="20"/>
-            </w:pPr>
-            <w:r>
-              <w:rPr>
-                <w:rFonts w:ascii="Courier New" w:cs="Courier New" w:eastAsia="Courier New" w:hAnsi="Courier New"/>
-                <w:sz w:val="18"/>
-                <w:szCs w:val="18"/>
-              </w:rPr>
-              <w:t xml:space="preserve"># Doors: 4</w:t>
+              <w:t xml:space="preserve"> </w:t>
+            </w:r>
+          </w:p>
+          <w:p>
+            <w:pPr>
+              <w:spacing w:after="20"/>
+            </w:pPr>
+            <w:r>
+              <w:rPr>
+                <w:rFonts w:ascii="Courier New" w:cs="Courier New" w:eastAsia="Courier New" w:hAnsi="Courier New"/>
+                <w:sz w:val="18"/>
+                <w:szCs w:val="18"/>
+              </w:rPr>
+              <w:t xml:space="preserve"> </w:t>
             </w:r>
           </w:p>
           <w:p>
@@ -1659,46 +2367,46 @@
                 <w:sz w:val="18"/>
                 <w:szCs w:val="18"/>
               </w:rPr>
-              <w:t xml:space="preserve"># 2023 Harley-Davidson Street 750</w:t>
-            </w:r>
-          </w:p>
-          <w:p>
-            <w:pPr>
-              <w:spacing w:after="20"/>
-            </w:pPr>
-            <w:r>
-              <w:rPr>
-                <w:rFonts w:ascii="Courier New" w:cs="Courier New" w:eastAsia="Courier New" w:hAnsi="Courier New"/>
-                <w:sz w:val="18"/>
-                <w:szCs w:val="18"/>
-              </w:rPr>
-              <w:t xml:space="preserve"># Has sidecar: False</w:t>
-            </w:r>
-          </w:p>
-          <w:p>
-            <w:pPr>
-              <w:spacing w:after="20"/>
-            </w:pPr>
-            <w:r>
-              <w:rPr>
-                <w:rFonts w:ascii="Courier New" w:cs="Courier New" w:eastAsia="Courier New" w:hAnsi="Courier New"/>
-                <w:sz w:val="18"/>
-                <w:szCs w:val="18"/>
-              </w:rPr>
-              <w:t xml:space="preserve"> </w:t>
-            </w:r>
-          </w:p>
-          <w:p>
-            <w:pPr>
-              <w:spacing w:after="20"/>
-            </w:pPr>
-            <w:r>
-              <w:rPr>
-                <w:rFonts w:ascii="Courier New" w:cs="Courier New" w:eastAsia="Courier New" w:hAnsi="Courier New"/>
-                <w:sz w:val="18"/>
-                <w:szCs w:val="18"/>
-              </w:rPr>
-              <w:t xml:space="preserve"># Employee hierarchy</w:t>
+              <w:t xml:space="preserve"> </w:t>
+            </w:r>
+          </w:p>
+          <w:p>
+            <w:pPr>
+              <w:spacing w:after="20"/>
+            </w:pPr>
+            <w:r>
+              <w:rPr>
+                <w:rFonts w:ascii="Courier New" w:cs="Courier New" w:eastAsia="Courier New" w:hAnsi="Courier New"/>
+                <w:sz w:val="18"/>
+                <w:szCs w:val="18"/>
+              </w:rPr>
+              <w:t xml:space="preserve"> </w:t>
+            </w:r>
+          </w:p>
+          <w:p>
+            <w:pPr>
+              <w:spacing w:after="20"/>
+            </w:pPr>
+            <w:r>
+              <w:rPr>
+                <w:rFonts w:ascii="Courier New" w:cs="Courier New" w:eastAsia="Courier New" w:hAnsi="Courier New"/>
+                <w:sz w:val="18"/>
+                <w:szCs w:val="18"/>
+              </w:rPr>
+              <w:t xml:space="preserve"> </w:t>
+            </w:r>
+          </w:p>
+          <w:p>
+            <w:pPr>
+              <w:spacing w:after="20"/>
+            </w:pPr>
+            <w:r>
+              <w:rPr>
+                <w:rFonts w:ascii="Courier New" w:cs="Courier New" w:eastAsia="Courier New" w:hAnsi="Courier New"/>
+                <w:sz w:val="18"/>
+                <w:szCs w:val="18"/>
+              </w:rPr>
+              <w:t xml:space="preserve"> </w:t>
             </w:r>
           </w:p>
           <w:p>
@@ -2361,7 +3069,7 @@
                 <w:sz w:val="18"/>
                 <w:szCs w:val="18"/>
               </w:rPr>
-              <w:t xml:space="preserve"># Shape hierarchy</w:t>
+              <w:t xml:space="preserve"> </w:t>
             </w:r>
           </w:p>
           <w:p>
@@ -2959,7 +3667,7 @@
                 <w:sz w:val="18"/>
                 <w:szCs w:val="18"/>
               </w:rPr>
-              <w:t xml:space="preserve"># Checking inheritance with isinstance()</w:t>
+              <w:t xml:space="preserve"> </w:t>
             </w:r>
           </w:p>
           <w:p>
@@ -3024,7 +3732,7 @@
                 <w:sz w:val="18"/>
                 <w:szCs w:val="18"/>
               </w:rPr>
-              <w:t xml:space="preserve"># Getting the parent class</w:t>
+              <w:t xml:space="preserve"> </w:t>
             </w:r>
           </w:p>
           <w:p>
@@ -3940,19 +4648,6 @@
                 <w:sz w:val="18"/>
                 <w:szCs w:val="18"/>
               </w:rPr>
-              <w:t xml:space="preserve"># Problem 1</w:t>
-            </w:r>
-          </w:p>
-          <w:p>
-            <w:pPr>
-              <w:spacing w:after="20"/>
-            </w:pPr>
-            <w:r>
-              <w:rPr>
-                <w:rFonts w:ascii="Courier New" w:cs="Courier New" w:eastAsia="Courier New" w:hAnsi="Courier New"/>
-                <w:sz w:val="18"/>
-                <w:szCs w:val="18"/>
-              </w:rPr>
               <w:t xml:space="preserve">class Bird:</w:t>
             </w:r>
           </w:p>
@@ -4174,7 +4869,7 @@
                 <w:sz w:val="18"/>
                 <w:szCs w:val="18"/>
               </w:rPr>
-              <w:t xml:space="preserve"># Problem 2</w:t>
+              <w:t xml:space="preserve"> </w:t>
             </w:r>
           </w:p>
           <w:p>
@@ -4694,7 +5389,7 @@
                 <w:sz w:val="18"/>
                 <w:szCs w:val="18"/>
               </w:rPr>
-              <w:t xml:space="preserve"># Problem 3</w:t>
+              <w:t xml:space="preserve"> </w:t>
             </w:r>
           </w:p>
           <w:p>

--- a/Coding 2 - year/Unit 2 - Object-Oriented Programming/Daily Lesson Plans/Word/Day 10.docx
+++ b/Coding 2 - year/Unit 2 - Object-Oriented Programming/Daily Lesson Plans/Word/Day 10.docx
@@ -380,7 +380,7 @@
                 <w:sz w:val="20"/>
                 <w:szCs w:val="20"/>
               </w:rPr>
-              <w:t xml:space="preserve">    What do you already know about how to create parent and child classes and use inheritance to share code between related classes?</w:t>
+              <w:t xml:space="preserve">    If you were going to create parent and child classes and use inheritance to share code between related classes, what pieces or steps would you need? Brainstorm a quick list.</w:t>
             </w:r>
             <w:r>
               <w:rPr>
@@ -477,7 +477,7 @@
                 <w:sz w:val="20"/>
                 <w:szCs w:val="20"/>
               </w:rPr>
-              <w:t xml:space="preserve">Today's Goal: By the end of class you will be able to create parent and child classes and use inheritance to share code between related classes.</w:t>
+              <w:t xml:space="preserve">Today’s Goal: By the end of class you will be able to create parent and child classes and use inheritance to share code between related classes.</w:t>
             </w:r>
             <w:r>
               <w:rPr>
@@ -1225,7 +1225,7 @@
                 <w:sz w:val="20"/>
                 <w:szCs w:val="20"/>
               </w:rPr>
-              <w:t xml:space="preserve">Quick Check: Create parent and child classes and use inheritance to share code between related classes?</w:t>
+              <w:t xml:space="preserve">What are the 2-3 most important steps when you create parent and child classes and use inheritance to share code between related classes? What could go wrong if you skip one?</w:t>
             </w:r>
             <w:r>
               <w:rPr>
